--- a/thesis_docs/Dwell_Capacity_Parameter_Method_and_Implementation_Justification.docx
+++ b/thesis_docs/Dwell_Capacity_Parameter_Method_and_Implementation_Justification.docx
@@ -382,7 +382,7 @@
           <w:color w:val="000000"/>
           <w:sz w:val="22"/>
         </w:rPr>
-        <w:t>demand not served of 2.4% (AFAP) and 5.0% (capped Round Robin).</w:t>
+        <w:t>demand not served of 2.4% (AFAP) and 5.0% (transformer-aware Round Robin).</w:t>
       </w:r>
     </w:p>
     <w:p>
@@ -493,7 +493,7 @@
           <w:color w:val="000000"/>
           <w:sz w:val="22"/>
         </w:rPr>
-        <w:t>4. Threshold with a transformer-capped round-robin load manager</w:t>
+        <w:t>4. Threshold with a transformer-aware round-robin load manager</w:t>
       </w:r>
     </w:p>
     <w:p>
@@ -504,7 +504,7 @@
           <w:color w:val="000000"/>
           <w:sz w:val="22"/>
         </w:rPr>
-        <w:t>(diagnostic arm, this brief):</w:t>
+        <w:t>(added as a diagnostic in this brief; promoted to the recommended strategy, 2026-10-07):</w:t>
       </w:r>
     </w:p>
     <w:p>
@@ -625,7 +625,7 @@
                 <w:color w:val="000000"/>
                 <w:sz w:val="22"/>
               </w:rPr>
-              <w:t>Capped Round Robin</w:t>
+              <w:t>Transformer-aware Round Robin</w:t>
             </w:r>
           </w:p>
         </w:tc>
@@ -802,7 +802,7 @@
           <w:color w:val="000000"/>
           <w:sz w:val="22"/>
         </w:rPr>
-        <w:t>Only the capped Round Robin meets every evaluable target at 1.0× and</w:t>
+        <w:t>Only the transformer-aware Round Robin meets every evaluable target at 1.0× and</w:t>
       </w:r>
     </w:p>
     <w:p>
@@ -1795,7 +1795,7 @@
                 <w:color w:val="000000"/>
                 <w:sz w:val="22"/>
               </w:rPr>
-              <w:t>Diagnostic arm</w:t>
+              <w:t>Round Robin, transformer-aware (added as a diagnostic; recommended from 2026-10-07)</w:t>
             </w:r>
           </w:p>
         </w:tc>
@@ -2122,7 +2122,7 @@
           <w:color w:val="000000"/>
           <w:sz w:val="22"/>
         </w:rPr>
-        <w:t xml:space="preserve"> The capped Round Robin's threshold is the same</w:t>
+        <w:t xml:space="preserve"> The transformer-aware Round Robin's threshold is the same</w:t>
       </w:r>
     </w:p>
     <w:p>
@@ -2899,7 +2899,7 @@
                 <w:color w:val="000000"/>
                 <w:sz w:val="22"/>
               </w:rPr>
-              <w:t>Round Robin, capped (diagnostic)</w:t>
+              <w:t>Round Robin, transformer-aware</w:t>
             </w:r>
           </w:p>
         </w:tc>
@@ -3500,7 +3500,7 @@
                 <w:color w:val="000000"/>
                 <w:sz w:val="22"/>
               </w:rPr>
-              <w:t>Round Robin, capped</w:t>
+              <w:t>Round Robin, transformer-aware</w:t>
             </w:r>
           </w:p>
         </w:tc>
@@ -4110,7 +4110,7 @@
                 <w:color w:val="000000"/>
                 <w:sz w:val="22"/>
               </w:rPr>
-              <w:t>Round Robin, capped</w:t>
+              <w:t>Round Robin, transformer-aware</w:t>
             </w:r>
           </w:p>
         </w:tc>
@@ -6003,7 +6003,7 @@
           <w:color w:val="000000"/>
           <w:sz w:val="22"/>
         </w:rPr>
-        <w:t>The diagnostic arm's style was appended without reassigning any existing</w:t>
+        <w:t>The transformer-aware Round Robin's style was appended without reassigning any existing</w:t>
       </w:r>
     </w:p>
     <w:p>
